--- a/img/Curriculo-de-Valentim-Carlos.docx
+++ b/img/Curriculo-de-Valentim-Carlos.docx
@@ -186,23 +186,7 @@
           <w:spacing w:val="-2"/>
           <w:u w:val="single" w:color="0000FF"/>
         </w:rPr>
-        <w:t>https://</w:t>
-      </w:r>
-      <w:r>
-        <w:rPr>
-          <w:color w:val="0000FF"/>
-          <w:spacing w:val="-2"/>
-          <w:u w:val="single" w:color="0000FF"/>
-        </w:rPr>
-        <w:t>triatleta</w:t>
-      </w:r>
-      <w:r>
-        <w:rPr>
-          <w:color w:val="0000FF"/>
-          <w:spacing w:val="-2"/>
-          <w:u w:val="single" w:color="0000FF"/>
-        </w:rPr>
-        <w:t>.github.io/vida/</w:t>
+        <w:t>https://valentimaldana.github.io/vida/</w:t>
       </w:r>
       <w:r>
         <w:rPr>
@@ -246,13 +230,6 @@
           <w:u w:val="none" w:color="0000FF"/>
         </w:rPr>
         <w:t xml:space="preserve">Youtube: </w:t>
-      </w:r>
-      <w:r>
-        <w:rPr>
-          <w:color w:val="0000FF"/>
-          <w:u w:val="single" w:color="0000FF"/>
-        </w:rPr>
-        <w:t>@valentimcarlos.oficial</w:t>
       </w:r>
     </w:p>
     <w:p>
@@ -304,9 +281,9 @@
                           <a:avLst/>
                           <a:gdLst>
                             <a:gd name="textAreaLeft" fmla="*/ 0 w 2410920"/>
-                            <a:gd name="textAreaRight" fmla="*/ 2413440 w 2410920"/>
+                            <a:gd name="textAreaRight" fmla="*/ 2414520 w 2410920"/>
                             <a:gd name="textAreaTop" fmla="*/ 0 h 5400"/>
-                            <a:gd name="textAreaBottom" fmla="*/ 7920 h 5400"/>
+                            <a:gd name="textAreaBottom" fmla="*/ 9000 h 5400"/>
                           </a:gdLst>
                           <a:ahLst/>
                           <a:cxnLst/>
@@ -378,7 +355,7 @@
           <w:rFonts w:ascii="Arial Black" w:hAnsi="Arial Black"/>
           <w:spacing w:val="-2"/>
         </w:rPr>
-        <w:t xml:space="preserve">Entregador de bike </w:t>
+        <w:t>Entregador de Delivery</w:t>
       </w:r>
     </w:p>
     <w:p>
@@ -590,6 +567,21 @@
       <w:r>
         <w:rPr/>
         <w:t>Instrutor de Voo de Helicóptero</w:t>
+      </w:r>
+    </w:p>
+    <w:p>
+      <w:pPr>
+        <w:pStyle w:val="BodyText"/>
+        <w:spacing w:lineRule="exact" w:line="253"/>
+        <w:rPr>
+          <w:rFonts w:ascii="Arial Black" w:hAnsi="Arial Black"/>
+        </w:rPr>
+      </w:pPr>
+      <w:r>
+        <w:rPr>
+          <w:rFonts w:ascii="Arial Black" w:hAnsi="Arial Black"/>
+        </w:rPr>
+        <w:t>Instrutor de Acrobacia Aérea de Avião</w:t>
       </w:r>
     </w:p>
     <w:p>
@@ -692,9 +684,9 @@
                           <a:avLst/>
                           <a:gdLst>
                             <a:gd name="textAreaLeft" fmla="*/ 0 w 3082680"/>
-                            <a:gd name="textAreaRight" fmla="*/ 3085200 w 3082680"/>
+                            <a:gd name="textAreaRight" fmla="*/ 3086280 w 3082680"/>
                             <a:gd name="textAreaTop" fmla="*/ 0 h 5400"/>
-                            <a:gd name="textAreaBottom" fmla="*/ 7920 h 5400"/>
+                            <a:gd name="textAreaBottom" fmla="*/ 9000 h 5400"/>
                           </a:gdLst>
                           <a:ahLst/>
                           <a:cxnLst/>
@@ -932,9 +924,9 @@
                           <a:avLst/>
                           <a:gdLst>
                             <a:gd name="textAreaLeft" fmla="*/ 0 w 3082680"/>
-                            <a:gd name="textAreaRight" fmla="*/ 3085200 w 3082680"/>
+                            <a:gd name="textAreaRight" fmla="*/ 3086280 w 3082680"/>
                             <a:gd name="textAreaTop" fmla="*/ 0 h 5400"/>
-                            <a:gd name="textAreaBottom" fmla="*/ 7920 h 5400"/>
+                            <a:gd name="textAreaBottom" fmla="*/ 9000 h 5400"/>
                           </a:gdLst>
                           <a:ahLst/>
                           <a:cxnLst/>
@@ -1315,7 +1307,7 @@
           <w:rFonts w:ascii="Arial Black" w:hAnsi="Arial Black"/>
           <w:spacing w:val="-2"/>
         </w:rPr>
-        <w:t>Entregador de bike</w:t>
+        <w:t>Entregador Delivery</w:t>
       </w:r>
     </w:p>
     <w:p>
@@ -1328,7 +1320,7 @@
           <w:color w:val="666666"/>
           <w:spacing w:val="-1"/>
         </w:rPr>
-        <w:t xml:space="preserve">ifood  </w:t>
+        <w:t xml:space="preserve">Ifood / 99 Food / Rappi / Keeta </w:t>
       </w:r>
       <w:r>
         <w:rPr>
@@ -1401,7 +1393,7 @@
           <w:color w:val="666666"/>
           <w:spacing w:val="-4"/>
         </w:rPr>
-        <w:t>2024 até março de 2026</w:t>
+        <w:t>2024 até junho de 2026</w:t>
       </w:r>
     </w:p>
     <w:p>
@@ -1419,6 +1411,23 @@
           <w:spacing w:val="-2"/>
         </w:rPr>
         <w:t>Entregas de bike na Grande São Paulo</w:t>
+      </w:r>
+    </w:p>
+    <w:p>
+      <w:pPr>
+        <w:pStyle w:val="Heading2"/>
+        <w:spacing w:lineRule="auto" w:line="240" w:before="6" w:after="0"/>
+        <w:rPr>
+          <w:b w:val="false"/>
+        </w:rPr>
+      </w:pPr>
+      <w:r>
+        <w:rPr>
+          <w:b w:val="false"/>
+          <w:bCs w:val="false"/>
+          <w:spacing w:val="-2"/>
+        </w:rPr>
+        <w:t>2 dias de entregas com Moto</w:t>
       </w:r>
     </w:p>
     <w:p>
@@ -2885,26 +2894,6 @@
           <w:spacing w:val="-2"/>
         </w:rPr>
         <w:t>99POP.</w:t>
-      </w:r>
-    </w:p>
-    <w:p>
-      <w:pPr>
-        <w:pStyle w:val="BodyText"/>
-        <w:ind w:left="0" w:right="0"/>
-        <w:rPr/>
-      </w:pPr>
-      <w:r>
-        <w:rPr/>
-      </w:r>
-    </w:p>
-    <w:p>
-      <w:pPr>
-        <w:pStyle w:val="BodyText"/>
-        <w:ind w:left="0" w:right="0"/>
-        <w:rPr/>
-      </w:pPr>
-      <w:r>
-        <w:rPr/>
       </w:r>
     </w:p>
     <w:p>
@@ -5503,9 +5492,9 @@
                           <a:avLst/>
                           <a:gdLst>
                             <a:gd name="textAreaLeft" fmla="*/ 0 w 3082680"/>
-                            <a:gd name="textAreaRight" fmla="*/ 3085200 w 3082680"/>
+                            <a:gd name="textAreaRight" fmla="*/ 3086280 w 3082680"/>
                             <a:gd name="textAreaTop" fmla="*/ 0 h 5400"/>
-                            <a:gd name="textAreaBottom" fmla="*/ 7920 h 5400"/>
+                            <a:gd name="textAreaBottom" fmla="*/ 9000 h 5400"/>
                           </a:gdLst>
                           <a:ahLst/>
                           <a:cxnLst/>
@@ -6227,7 +6216,7 @@
           <w:color w:val="666666"/>
           <w:spacing w:val="-4"/>
         </w:rPr>
-        <w:t>2001</w:t>
+        <w:t>2002</w:t>
       </w:r>
     </w:p>
     <w:p>
@@ -6503,24 +6492,6 @@
           <w:sz w:val="18"/>
         </w:rPr>
         <w:t>2006</w:t>
-      </w:r>
-    </w:p>
-    <w:p>
-      <w:pPr>
-        <w:pStyle w:val="Normal"/>
-        <w:spacing w:lineRule="exact" w:line="207" w:before="0" w:after="0"/>
-        <w:ind w:hanging="0" w:left="142" w:right="0"/>
-        <w:jc w:val="left"/>
-        <w:rPr>
-          <w:b/>
-          <w:sz w:val="18"/>
-        </w:rPr>
-      </w:pPr>
-      <w:r>
-        <w:rPr>
-          <w:b/>
-          <w:sz w:val="18"/>
-        </w:rPr>
       </w:r>
     </w:p>
     <w:sectPr>
@@ -6743,8 +6714,8 @@
       <w:lang w:val="pt-PT" w:eastAsia="en-US" w:bidi="ar-SA"/>
     </w:rPr>
   </w:style>
-  <w:style w:type="numbering" w:styleId="Semlista" w:default="1">
-    <w:name w:val="Sem lista"/>
+  <w:style w:type="numbering" w:styleId="Semlistauser" w:default="1">
+    <w:name w:val="Sem lista (user)"/>
     <w:uiPriority w:val="99"/>
     <w:semiHidden/>
     <w:unhideWhenUsed/>
